--- a/პრაქტიკული დავალება 17/WMS_ტექნიკური_აუდიტი.docx
+++ b/პრაქტიკული დავალება 17/WMS_ტექნიკური_აუდიტი.docx
@@ -119,7 +119,7 @@
                 <w:sz w:val="22"/>
                 <w:szCs w:val="22"/>
               </w:rPr>
-              <w:t xml:space="preserve">______________________</w:t>
+              <w:t xml:space="preserve">იობი შარაშენიძე</w:t>
             </w:r>
           </w:p>
         </w:tc>

--- a/პრაქტიკული დავალება 17/WMS_ტექნიკური_აუდიტი.docx
+++ b/პრაქტიკული დავალება 17/WMS_ტექნიკური_აუდიტი.docx
@@ -240,7 +240,7 @@
                 <w:sz w:val="22"/>
                 <w:szCs w:val="22"/>
               </w:rPr>
-              <w:t xml:space="preserve">არ არის (ლოკალური გაშვება: npm install → npm run dev)</w:t>
+              <w:t xml:space="preserve">https://finally-project-3lf1.vercel.app (Vercel)</w:t>
             </w:r>
           </w:p>
         </w:tc>
